--- a/AI-CoE-Operating-Playbook.docx
+++ b/AI-CoE-Operating-Playbook.docx
@@ -28785,7 +28785,7 @@
         <w:spacing w:before="40" w:after="40"/>
       </w:pPr>
       <w:r>
-        <w:t>Align the motion with FY26 fiscal rhythm — Assess waves in H1, Build in H2 so consumption lands in-year.</w:t>
+        <w:t>Align the motion with FY27 fiscal rhythm — Assess waves in H1, Build in H2 so consumption lands in-year.</w:t>
       </w:r>
     </w:p>
     <w:p>
